--- a/deliverables/week2_member3/02_integration_note_member2.docx
+++ b/deliverables/week2_member3/02_integration_note_member2.docx
@@ -353,12 +353,396 @@
     </w:p>
     <w:bookmarkEnd w:id="9"/>
     <w:bookmarkEnd w:id="10"/>
-    <w:bookmarkStart w:id="11" w:name="each-suite-must-be-scored-in-isolation"/>
+    <w:bookmarkStart w:id="11" w:name="X8cefbc48b05d74721603e19d1aa028319e43e12"/>
     <w:p>
       <w:pPr>
         <w:pStyle w:val="Heading2"/>
       </w:pPr>
       <w:r>
+        <w:t xml:space="preserve">1a.</w:t>
+      </w:r>
+      <w:r>
+        <w:t xml:space="preserve"> </w:t>
+      </w:r>
+      <w:r>
+        <w:rPr>
+          <w:rStyle w:val="VerbatimChar"/>
+        </w:rPr>
+        <w:t xml:space="preserve">function_18</w:t>
+      </w:r>
+      <w:r>
+        <w:t xml:space="preserve"> </w:t>
+      </w:r>
+      <w:r>
+        <w:t xml:space="preserve">cannot be imported — dataset issue, not a generation issue</w:t>
+      </w:r>
+    </w:p>
+    <w:p>
+      <w:pPr>
+        <w:pStyle w:val="FirstParagraph"/>
+      </w:pPr>
+      <w:r>
+        <w:rPr>
+          <w:rStyle w:val="VerbatimChar"/>
+        </w:rPr>
+        <w:t xml:space="preserve">dataset/function_18.py</w:t>
+      </w:r>
+      <w:r>
+        <w:t xml:space="preserve"> </w:t>
+      </w:r>
+      <w:r>
+        <w:t xml:space="preserve">reads a data file</w:t>
+      </w:r>
+      <w:r>
+        <w:t xml:space="preserve"> </w:t>
+      </w:r>
+      <w:r>
+        <w:rPr>
+          <w:b/>
+          <w:bCs/>
+        </w:rPr>
+        <w:t xml:space="preserve">at import time</w:t>
+      </w:r>
+      <w:r>
+        <w:t xml:space="preserve">:</w:t>
+      </w:r>
+    </w:p>
+    <w:p>
+      <w:pPr>
+        <w:pStyle w:val="SourceCode"/>
+      </w:pPr>
+      <w:r>
+        <w:rPr>
+          <w:rStyle w:val="NormalTok"/>
+        </w:rPr>
+        <w:t xml:space="preserve">data: </w:t>
+      </w:r>
+      <w:r>
+        <w:rPr>
+          <w:rStyle w:val="BuiltInTok"/>
+        </w:rPr>
+        <w:t xml:space="preserve">str</w:t>
+      </w:r>
+      <w:r>
+        <w:rPr>
+          <w:rStyle w:val="NormalTok"/>
+        </w:rPr>
+        <w:t xml:space="preserve"> </w:t>
+      </w:r>
+      <w:r>
+        <w:rPr>
+          <w:rStyle w:val="OperatorTok"/>
+        </w:rPr>
+        <w:t xml:space="preserve">=</w:t>
+      </w:r>
+      <w:r>
+        <w:rPr>
+          <w:rStyle w:val="NormalTok"/>
+        </w:rPr>
+        <w:t xml:space="preserve"> Path(</w:t>
+      </w:r>
+      <w:r>
+        <w:rPr>
+          <w:rStyle w:val="VariableTok"/>
+        </w:rPr>
+        <w:t xml:space="preserve">__file__</w:t>
+      </w:r>
+      <w:r>
+        <w:rPr>
+          <w:rStyle w:val="NormalTok"/>
+        </w:rPr>
+        <w:t xml:space="preserve">).parent.joinpath(</w:t>
+      </w:r>
+      <w:r>
+        <w:rPr>
+          <w:rStyle w:val="StringTok"/>
+        </w:rPr>
+        <w:t xml:space="preserve">"words.txt"</w:t>
+      </w:r>
+      <w:r>
+        <w:rPr>
+          <w:rStyle w:val="NormalTok"/>
+        </w:rPr>
+        <w:t xml:space="preserve">).read_text(encoding</w:t>
+      </w:r>
+      <w:r>
+        <w:rPr>
+          <w:rStyle w:val="OperatorTok"/>
+        </w:rPr>
+        <w:t xml:space="preserve">=</w:t>
+      </w:r>
+      <w:r>
+        <w:rPr>
+          <w:rStyle w:val="StringTok"/>
+        </w:rPr>
+        <w:t xml:space="preserve">"utf-8"</w:t>
+      </w:r>
+      <w:r>
+        <w:rPr>
+          <w:rStyle w:val="NormalTok"/>
+        </w:rPr>
+        <w:t xml:space="preserve">)</w:t>
+      </w:r>
+    </w:p>
+    <w:p>
+      <w:pPr>
+        <w:pStyle w:val="FirstParagraph"/>
+      </w:pPr>
+      <w:r>
+        <w:rPr>
+          <w:rStyle w:val="VerbatimChar"/>
+        </w:rPr>
+        <w:t xml:space="preserve">words.txt</w:t>
+      </w:r>
+      <w:r>
+        <w:t xml:space="preserve"> </w:t>
+      </w:r>
+      <w:r>
+        <w:t xml:space="preserve">is not in</w:t>
+      </w:r>
+      <w:r>
+        <w:t xml:space="preserve"> </w:t>
+      </w:r>
+      <w:r>
+        <w:rPr>
+          <w:rStyle w:val="VerbatimChar"/>
+        </w:rPr>
+        <w:t xml:space="preserve">dataset/</w:t>
+      </w:r>
+      <w:r>
+        <w:t xml:space="preserve">, so importing the module raises</w:t>
+      </w:r>
+      <w:r>
+        <w:t xml:space="preserve"> </w:t>
+      </w:r>
+      <w:r>
+        <w:rPr>
+          <w:rStyle w:val="VerbatimChar"/>
+        </w:rPr>
+        <w:t xml:space="preserve">FileNotFoundError</w:t>
+      </w:r>
+      <w:r>
+        <w:t xml:space="preserve"> </w:t>
+      </w:r>
+      <w:r>
+        <w:t xml:space="preserve">before any test runs. Verified across all 30 files —</w:t>
+      </w:r>
+      <w:r>
+        <w:t xml:space="preserve"> </w:t>
+      </w:r>
+      <w:r>
+        <w:rPr>
+          <w:b/>
+          <w:bCs/>
+        </w:rPr>
+        <w:t xml:space="preserve">it is the only one affected</w:t>
+      </w:r>
+      <w:r>
+        <w:t xml:space="preserve">:</w:t>
+      </w:r>
+    </w:p>
+    <w:p>
+      <w:pPr>
+        <w:pStyle w:val="SourceCode"/>
+      </w:pPr>
+      <w:r>
+        <w:rPr>
+          <w:rStyle w:val="VerbatimChar"/>
+        </w:rPr>
+        <w:t xml:space="preserve">ملفات مش بتتستورد لوحدها: 1 من 30</w:t>
+      </w:r>
+      <w:r>
+        <w:br/>
+      </w:r>
+      <w:r>
+        <w:rPr>
+          <w:rStyle w:val="VerbatimChar"/>
+        </w:rPr>
+        <w:t xml:space="preserve">  function_18: FileNotFoundError: No such file or directory: '.../words.txt'</w:t>
+      </w:r>
+    </w:p>
+    <w:p>
+      <w:pPr>
+        <w:pStyle w:val="FirstParagraph"/>
+      </w:pPr>
+      <w:r>
+        <w:t xml:space="preserve">Every generated suite for</w:t>
+      </w:r>
+      <w:r>
+        <w:t xml:space="preserve"> </w:t>
+      </w:r>
+      <w:r>
+        <w:rPr>
+          <w:rStyle w:val="VerbatimChar"/>
+        </w:rPr>
+        <w:t xml:space="preserve">function_18</w:t>
+      </w:r>
+      <w:r>
+        <w:t xml:space="preserve"> </w:t>
+      </w:r>
+      <w:r>
+        <w:t xml:space="preserve">therefore errors at collection, in all</w:t>
+      </w:r>
+      <w:r>
+        <w:t xml:space="preserve"> </w:t>
+      </w:r>
+      <w:r>
+        <w:t xml:space="preserve">three repeats and for both systems. This is not a model failure and should not</w:t>
+      </w:r>
+      <w:r>
+        <w:t xml:space="preserve"> </w:t>
+      </w:r>
+      <w:r>
+        <w:t xml:space="preserve">be counted as one — the generated tests themselves are fine.</w:t>
+      </w:r>
+    </w:p>
+    <w:p>
+      <w:pPr>
+        <w:pStyle w:val="BodyText"/>
+      </w:pPr>
+      <w:r>
+        <w:rPr>
+          <w:b/>
+          <w:bCs/>
+        </w:rPr>
+        <w:t xml:space="preserve">Three options, for Member 1 to pick:</w:t>
+      </w:r>
+    </w:p>
+    <w:p>
+      <w:pPr>
+        <w:pStyle w:val="Compact"/>
+        <w:numPr>
+          <w:ilvl w:val="0"/>
+          <w:numId w:val="1001"/>
+        </w:numPr>
+      </w:pPr>
+      <w:r>
+        <w:t xml:space="preserve">Add</w:t>
+      </w:r>
+      <w:r>
+        <w:t xml:space="preserve"> </w:t>
+      </w:r>
+      <w:r>
+        <w:rPr>
+          <w:rStyle w:val="VerbatimChar"/>
+        </w:rPr>
+        <w:t xml:space="preserve">words.txt</w:t>
+      </w:r>
+      <w:r>
+        <w:t xml:space="preserve"> </w:t>
+      </w:r>
+      <w:r>
+        <w:t xml:space="preserve">to</w:t>
+      </w:r>
+      <w:r>
+        <w:t xml:space="preserve"> </w:t>
+      </w:r>
+      <w:r>
+        <w:rPr>
+          <w:rStyle w:val="VerbatimChar"/>
+        </w:rPr>
+        <w:t xml:space="preserve">dataset/</w:t>
+      </w:r>
+      <w:r>
+        <w:t xml:space="preserve">.</w:t>
+      </w:r>
+    </w:p>
+    <w:p>
+      <w:pPr>
+        <w:pStyle w:val="Compact"/>
+        <w:numPr>
+          <w:ilvl w:val="0"/>
+          <w:numId w:val="1001"/>
+        </w:numPr>
+      </w:pPr>
+      <w:r>
+        <w:t xml:space="preserve">Move the file-reading lines under</w:t>
+      </w:r>
+      <w:r>
+        <w:t xml:space="preserve"> </w:t>
+      </w:r>
+      <w:r>
+        <w:rPr>
+          <w:rStyle w:val="VerbatimChar"/>
+        </w:rPr>
+        <w:t xml:space="preserve">if __name__ == "__main__":</w:t>
+      </w:r>
+      <w:r>
+        <w:t xml:space="preserve"> </w:t>
+      </w:r>
+      <w:r>
+        <w:t xml:space="preserve">so import is side-effect free.</w:t>
+      </w:r>
+    </w:p>
+    <w:p>
+      <w:pPr>
+        <w:pStyle w:val="Compact"/>
+        <w:numPr>
+          <w:ilvl w:val="0"/>
+          <w:numId w:val="1001"/>
+        </w:numPr>
+      </w:pPr>
+      <w:r>
+        <w:t xml:space="preserve">Drop</w:t>
+      </w:r>
+      <w:r>
+        <w:t xml:space="preserve"> </w:t>
+      </w:r>
+      <w:r>
+        <w:rPr>
+          <w:rStyle w:val="VerbatimChar"/>
+        </w:rPr>
+        <w:t xml:space="preserve">function_18</w:t>
+      </w:r>
+      <w:r>
+        <w:t xml:space="preserve"> </w:t>
+      </w:r>
+      <w:r>
+        <w:t xml:space="preserve">from the benchmark and report n=29.</w:t>
+      </w:r>
+    </w:p>
+    <w:p>
+      <w:pPr>
+        <w:pStyle w:val="FirstParagraph"/>
+      </w:pPr>
+      <w:r>
+        <w:t xml:space="preserve">Until it is resolved, exclude</w:t>
+      </w:r>
+      <w:r>
+        <w:t xml:space="preserve"> </w:t>
+      </w:r>
+      <w:r>
+        <w:rPr>
+          <w:rStyle w:val="VerbatimChar"/>
+        </w:rPr>
+        <w:t xml:space="preserve">function_18</w:t>
+      </w:r>
+      <w:r>
+        <w:t xml:space="preserve"> </w:t>
+      </w:r>
+      <w:r>
+        <w:t xml:space="preserve">from reported means — leaving it in</w:t>
+      </w:r>
+      <w:r>
+        <w:t xml:space="preserve"> </w:t>
+      </w:r>
+      <w:r>
+        <w:t xml:space="preserve">depresses every system’s score identically, for a reason unrelated to oracle</w:t>
+      </w:r>
+      <w:r>
+        <w:t xml:space="preserve"> </w:t>
+      </w:r>
+      <w:r>
+        <w:t xml:space="preserve">quality.</w:t>
+      </w:r>
+    </w:p>
+    <w:bookmarkEnd w:id="11"/>
+    <w:bookmarkStart w:id="12" w:name="each-suite-must-be-scored-in-isolation"/>
+    <w:p>
+      <w:pPr>
+        <w:pStyle w:val="Heading2"/>
+      </w:pPr>
+      <w:r>
         <w:t xml:space="preserve">2. Each suite must be scored in isolation</w:t>
       </w:r>
     </w:p>
@@ -461,8 +845,8 @@
         <w:t xml:space="preserve">    └── test_function_03.py             # the generated suite</w:t>
       </w:r>
     </w:p>
-    <w:bookmarkEnd w:id="11"/>
-    <w:bookmarkStart w:id="12" w:name="the-mutmut-recipe-that-works"/>
+    <w:bookmarkEnd w:id="12"/>
+    <w:bookmarkStart w:id="13" w:name="the-mutmut-recipe-that-works"/>
     <w:p>
       <w:pPr>
         <w:pStyle w:val="Heading2"/>
@@ -1269,8 +1653,8 @@
         <w:t xml:space="preserve">identically.</w:t>
       </w:r>
     </w:p>
-    <w:bookmarkEnd w:id="12"/>
-    <w:bookmarkStart w:id="13" w:name="timeline-for-the-remaining-files"/>
+    <w:bookmarkEnd w:id="13"/>
+    <w:bookmarkStart w:id="14" w:name="timeline-for-the-remaining-files"/>
     <w:p>
       <w:pPr>
         <w:pStyle w:val="Heading2"/>
@@ -1560,8 +1944,8 @@
         <w:t xml:space="preserve">sweep interrupted by quota picks up where it stopped rather than restarting.</w:t>
       </w:r>
     </w:p>
-    <w:bookmarkEnd w:id="13"/>
-    <w:bookmarkStart w:id="14" w:name="Xa63800cc4fbfb02d406c12eddd392cef689dc1e"/>
+    <w:bookmarkEnd w:id="14"/>
+    <w:bookmarkStart w:id="15" w:name="Xa63800cc4fbfb02d406c12eddd392cef689dc1e"/>
     <w:p>
       <w:pPr>
         <w:pStyle w:val="Heading2"/>
@@ -1823,8 +2207,8 @@
         <w:t xml:space="preserve">built from that output will not validate.</w:t>
       </w:r>
     </w:p>
-    <w:bookmarkEnd w:id="14"/>
-    <w:bookmarkStart w:id="15" w:name="what-member-3-writes-into-logs"/>
+    <w:bookmarkEnd w:id="15"/>
+    <w:bookmarkStart w:id="16" w:name="what-member-3-writes-into-logs"/>
     <w:p>
       <w:pPr>
         <w:pStyle w:val="Heading2"/>
@@ -2391,7 +2775,7 @@
         <w:t xml:space="preserve">scoring locally and just consume them — say which direction you prefer.</w:t>
       </w:r>
     </w:p>
-    <w:bookmarkEnd w:id="15"/>
+    <w:bookmarkEnd w:id="16"/>
     <w:sectPr>
       <w:footnotePr>
         <w:numRestart w:val="eachSect"/>
@@ -2502,8 +2886,123 @@
       </w:pPr>
     </w:lvl>
   </w:abstractNum>
+  <w:abstractNum w:abstractNumId="99411">
+    <w:nsid w:val="00A99411"/>
+    <w:multiLevelType w:val="multilevel"/>
+    <w:lvl w:ilvl="0">
+      <w:start w:val="1"/>
+      <w:numFmt w:val="decimal"/>
+      <w:lvlText w:val="%1."/>
+      <w:lvlJc w:val="left"/>
+      <w:pPr>
+        <w:ind w:left="720" w:hanging="360"/>
+      </w:pPr>
+    </w:lvl>
+    <w:lvl w:ilvl="1">
+      <w:start w:val="1"/>
+      <w:numFmt w:val="decimal"/>
+      <w:lvlText w:val="%2."/>
+      <w:lvlJc w:val="left"/>
+      <w:pPr>
+        <w:ind w:left="1440" w:hanging="360"/>
+      </w:pPr>
+    </w:lvl>
+    <w:lvl w:ilvl="2">
+      <w:start w:val="1"/>
+      <w:numFmt w:val="decimal"/>
+      <w:lvlText w:val="%3."/>
+      <w:lvlJc w:val="left"/>
+      <w:pPr>
+        <w:ind w:left="2160" w:hanging="360"/>
+      </w:pPr>
+    </w:lvl>
+    <w:lvl w:ilvl="3">
+      <w:start w:val="1"/>
+      <w:numFmt w:val="decimal"/>
+      <w:lvlText w:val="%4."/>
+      <w:lvlJc w:val="left"/>
+      <w:pPr>
+        <w:ind w:left="2880" w:hanging="360"/>
+      </w:pPr>
+    </w:lvl>
+    <w:lvl w:ilvl="4">
+      <w:start w:val="1"/>
+      <w:numFmt w:val="decimal"/>
+      <w:lvlText w:val="%5."/>
+      <w:lvlJc w:val="left"/>
+      <w:pPr>
+        <w:ind w:left="3600" w:hanging="360"/>
+      </w:pPr>
+    </w:lvl>
+    <w:lvl w:ilvl="5">
+      <w:start w:val="1"/>
+      <w:numFmt w:val="decimal"/>
+      <w:lvlText w:val="%6."/>
+      <w:lvlJc w:val="left"/>
+      <w:pPr>
+        <w:ind w:left="4320" w:hanging="360"/>
+      </w:pPr>
+    </w:lvl>
+    <w:lvl w:ilvl="6">
+      <w:start w:val="1"/>
+      <w:numFmt w:val="decimal"/>
+      <w:lvlText w:val="%7."/>
+      <w:lvlJc w:val="left"/>
+      <w:pPr>
+        <w:ind w:left="5040" w:hanging="360"/>
+      </w:pPr>
+    </w:lvl>
+    <w:lvl w:ilvl="7">
+      <w:start w:val="1"/>
+      <w:numFmt w:val="decimal"/>
+      <w:lvlText w:val="%8."/>
+      <w:lvlJc w:val="left"/>
+      <w:pPr>
+        <w:ind w:left="5760" w:hanging="360"/>
+      </w:pPr>
+    </w:lvl>
+    <w:lvl w:ilvl="8">
+      <w:start w:val="1"/>
+      <w:numFmt w:val="decimal"/>
+      <w:lvlText w:val="%9."/>
+      <w:lvlJc w:val="left"/>
+      <w:pPr>
+        <w:ind w:left="6480" w:hanging="360"/>
+      </w:pPr>
+    </w:lvl>
+  </w:abstractNum>
   <w:num w:numId="1000">
     <w:abstractNumId w:val="990"/>
+  </w:num>
+  <w:num w:numId="1001">
+    <w:abstractNumId w:val="99411"/>
+    <w:lvlOverride w:ilvl="0">
+      <w:startOverride w:val="1"/>
+    </w:lvlOverride>
+    <w:lvlOverride w:ilvl="1">
+      <w:startOverride w:val="1"/>
+    </w:lvlOverride>
+    <w:lvlOverride w:ilvl="2">
+      <w:startOverride w:val="1"/>
+    </w:lvlOverride>
+    <w:lvlOverride w:ilvl="3">
+      <w:startOverride w:val="1"/>
+    </w:lvlOverride>
+    <w:lvlOverride w:ilvl="4">
+      <w:startOverride w:val="1"/>
+    </w:lvlOverride>
+    <w:lvlOverride w:ilvl="5">
+      <w:startOverride w:val="1"/>
+    </w:lvlOverride>
+    <w:lvlOverride w:ilvl="6">
+      <w:startOverride w:val="1"/>
+    </w:lvlOverride>
+    <w:lvlOverride w:ilvl="7">
+      <w:startOverride w:val="1"/>
+    </w:lvlOverride>
+    <w:lvlOverride w:ilvl="8">
+      <w:startOverride w:val="1"/>
+    </w:lvlOverride>
   </w:num>
 </w:numbering>
 </file>

--- a/deliverables/week2_member3/02_integration_note_member2.docx
+++ b/deliverables/week2_member3/02_integration_note_member2.docx
@@ -7,7 +7,7 @@
         <w:pStyle w:val="Title"/>
       </w:pPr>
       <w:r>
-        <w:t xml:space="preserve">Integration Note — Member 3 to Member 2</w:t>
+        <w:t xml:space="preserve">Integration Note</w:t>
       </w:r>
     </w:p>
     <w:p>
